--- a/applications/tive-account-manager/cover-letter.docx
+++ b/applications/tive-account-manager/cover-letter.docx
@@ -120,7 +120,7 @@
           <w:b w:val="0"/>
           <w:color w:val="1A1A1A"/>
         </w:rPr>
-        <w:t>I haven't worked in shipping logistics, and I won't pretend otherwise. What carries over is how I learn a product and a customer's operation: at Accelo I sold and scoped software for agencies, architecture firms, and engineering firms by learning how each one actually ran its work. Tive's value is visible in the data, and that's the conversation I like having at renewal. I'd welcome a conversation.</w:t>
+        <w:t>I haven't worked in shipping logistics professionally, but I've been on the receiving end of it. I spent fifteen years cooking in restaurants, checking in supplier deliveries, and a late, short, or spoiled shipment changed the whole night. What carries over from my professional work is how I learn a customer's operation: at Accelo I sold and scoped software for agencies, architecture firms, and engineering firms by learning how each one actually ran. Tive's value shows up in the data, and that's the conversation I like having at renewal. I'd welcome a conversation.</w:t>
       </w:r>
     </w:p>
     <w:p>

--- a/applications/tive-account-manager/cover-letter.docx
+++ b/applications/tive-account-manager/cover-letter.docx
@@ -120,7 +120,7 @@
           <w:b w:val="0"/>
           <w:color w:val="1A1A1A"/>
         </w:rPr>
-        <w:t>I haven't worked in shipping logistics professionally, but I've been on the receiving end of it. I spent fifteen years cooking in restaurants, checking in supplier deliveries, and a late, short, or spoiled shipment changed the whole night. What carries over from my professional work is how I learn a customer's operation: at Accelo I sold and scoped software for agencies, architecture firms, and engineering firms by learning how each one actually ran. Tive's value shows up in the data, and that's the conversation I like having at renewal. I'd welcome a conversation.</w:t>
+        <w:t>I haven't worked in logistics directly, but I've touched the shipping side of my customers' businesses. At Wix I helped retail clients launching e-commerce stores set up their third-party shipping integrations, so I've seen how much of a customer's experience rides on what happens after the order. What carries over most is how I learn a customer's operation: at Accelo I sold and scoped software for agencies, architecture firms, and engineering firms by learning how each one actually ran. Tive's value shows up in the data, and that's the conversation I like having at renewal. I'd welcome a conversation.</w:t>
       </w:r>
     </w:p>
     <w:p>
